--- a/public/temas/ejercicio-3/ESQUEMA TEMA 28.docx
+++ b/public/temas/ejercicio-3/ESQUEMA TEMA 28.docx
@@ -2590,7 +2590,7 @@
           <w:rFonts w:ascii="Cambria" w:hAnsi="Cambria" w:cs="Cambria" w:eastAsia="Cambria"/>
           <w:sz w:val="22"/>
         </w:rPr>
-        <w:t>Caída de unos 350 millones de euros en exportaciones a Japón y México en el primer semestre de 2026 (ANICE)</w:t>
+        <w:t>Caída de unos 350 M€ en exportaciones a Japón y México en el primer semestre de 2026 (ANICE)</w:t>
       </w:r>
     </w:p>
     <w:p>
@@ -2647,7 +2647,7 @@
           <w:rFonts w:ascii="Cambria" w:hAnsi="Cambria" w:cs="Cambria" w:eastAsia="Cambria"/>
           <w:sz w:val="22"/>
         </w:rPr>
-        <w:t>UE pidió suspender concesiones por unos 1.390 millones de euros anuales (diciembre de 2017)</w:t>
+        <w:t>UE pidió suspender concesiones por unos 1.390 M€ anuales (diciembre de 2017)</w:t>
       </w:r>
     </w:p>
     <w:p>
